--- a/resumen-videos/resultados/TC_06_Envio_series_calentamiento_tubo_worklist/TC_06_Envio_series_calentamiento_tubo_worklist.docx
+++ b/resumen-videos/resultados/TC_06_Envio_series_calentamiento_tubo_worklist/TC_06_Envio_series_calentamiento_tubo_worklist.docx
@@ -389,7 +389,7 @@
                 <w:sz w:val="20"/>
               </w:rPr>
               <w:tab/>
-              <w:t>00:25 · pág. 3</w:t>
+              <w:t>00:25 · pág. 4</w:t>
             </w:r>
           </w:p>
         </w:tc>
@@ -437,7 +437,7 @@
                 <w:sz w:val="20"/>
               </w:rPr>
               <w:tab/>
-              <w:t>00:36 · pág. 4</w:t>
+              <w:t>00:36 · pág. 5</w:t>
             </w:r>
           </w:p>
         </w:tc>
@@ -485,7 +485,7 @@
                 <w:sz w:val="20"/>
               </w:rPr>
               <w:tab/>
-              <w:t>01:03 · pág. 4</w:t>
+              <w:t>01:03 · pág. 6</w:t>
             </w:r>
           </w:p>
         </w:tc>
@@ -563,7 +563,7 @@
                 <w:sz w:val="20"/>
               </w:rPr>
               <w:tab/>
-              <w:t>01:41 · pág. 5</w:t>
+              <w:t>01:41 · pág. 7</w:t>
             </w:r>
           </w:p>
         </w:tc>
@@ -611,7 +611,7 @@
                 <w:sz w:val="20"/>
               </w:rPr>
               <w:tab/>
-              <w:t>02:13 · pág. 5</w:t>
+              <w:t>02:13 · pág. 8</w:t>
             </w:r>
           </w:p>
         </w:tc>
@@ -689,7 +689,7 @@
                 <w:sz w:val="20"/>
               </w:rPr>
               <w:tab/>
-              <w:t>03:45 · pág. 6</w:t>
+              <w:t>03:45 · pág. 9</w:t>
             </w:r>
           </w:p>
         </w:tc>
@@ -737,7 +737,7 @@
                 <w:sz w:val="20"/>
               </w:rPr>
               <w:tab/>
-              <w:t>03:52 · pág. 6</w:t>
+              <w:t>03:52 · pág. 10</w:t>
             </w:r>
           </w:p>
         </w:tc>
@@ -785,7 +785,7 @@
                 <w:sz w:val="20"/>
               </w:rPr>
               <w:tab/>
-              <w:t>04:10 · pág. 7</w:t>
+              <w:t>04:10 · pág. 11</w:t>
             </w:r>
           </w:p>
         </w:tc>
@@ -793,12 +793,24 @@
     </w:tbl>
     <w:p>
       <w:pPr>
-        <w:pageBreakBefore/>
+        <w:sectPr>
+          <w:footerReference w:type="default" r:id="rId9"/>
+          <w:pgSz w:w="11906" w:h="16838"/>
+          <w:pgMar w:top="567" w:right="567" w:bottom="567" w:left="567" w:header="283" w:footer="283" w:gutter="0"/>
+          <w:cols w:space="720"/>
+          <w:titlePg/>
+          <w:docGrid w:linePitch="360"/>
+        </w:sectPr>
+      </w:pPr>
+    </w:p>
+    <w:p>
+      <w:pPr>
+        <w:pageBreakBefore w:val="0"/>
         <w:pBdr>
           <w:bottom w:val="single" w:sz="4" w:space="2" w:color="BBBBBB"/>
         </w:pBdr>
         <w:tabs>
-          <w:tab w:pos="10772" w:val="right"/>
+          <w:tab w:pos="15704" w:val="right"/>
         </w:tabs>
         <w:spacing w:before="0" w:after="80" w:line="192" w:lineRule="exact"/>
       </w:pPr>
@@ -819,7 +831,7 @@
           <w:sz w:val="16"/>
         </w:rPr>
         <w:tab/>
-        <w:t>Pasos 1–2 de 9</w:t>
+        <w:t>Paso 1 de 9</w:t>
       </w:r>
     </w:p>
     <w:tbl>
@@ -836,15 +848,15 @@
         <w:tblLook w:firstColumn="1" w:firstRow="1" w:lastColumn="0" w:lastRow="0" w:noHBand="0" w:noVBand="1" w:val="04A0"/>
       </w:tblPr>
       <w:tblGrid>
-        <w:gridCol w:w="10772"/>
+        <w:gridCol w:w="15704"/>
       </w:tblGrid>
       <w:tr>
         <w:trPr>
-          <w:trHeight w:val="7427" w:hRule="exact"/>
+          <w:trHeight w:val="10148" w:hRule="exact"/>
         </w:trPr>
         <w:tc>
           <w:tcPr>
-            <w:tcW w:type="dxa" w:w="10772"/>
+            <w:tcW w:type="dxa" w:w="15704"/>
             <w:vAlign w:val="top"/>
           </w:tcPr>
           <w:p>
@@ -861,7 +873,7 @@
               </w:rPr>
               <w:drawing>
                 <wp:inline xmlns:a="http://schemas.openxmlformats.org/drawingml/2006/main" xmlns:pic="http://schemas.openxmlformats.org/drawingml/2006/picture">
-                  <wp:extent cx="6667697" cy="3750580"/>
+                  <wp:extent cx="9279111" cy="5219500"/>
                   <wp:docPr id="1" name="Picture 1"/>
                   <wp:cNvGraphicFramePr>
                     <a:graphicFrameLocks noChangeAspect="1"/>
@@ -882,7 +894,7 @@
                         <pic:spPr>
                           <a:xfrm>
                             <a:off x="0" y="0"/>
-                            <a:ext cx="6667697" cy="3750580"/>
+                            <a:ext cx="9279111" cy="5219500"/>
                           </a:xfrm>
                           <a:prstGeom prst="rect"/>
                         </pic:spPr>
@@ -895,55 +907,113 @@
           </w:p>
           <w:p>
             <w:pPr>
-              <w:spacing w:before="0" w:after="20" w:line="204" w:lineRule="exact"/>
+              <w:spacing w:before="0" w:after="20" w:line="216" w:lineRule="exact"/>
             </w:pPr>
             <w:r>
               <w:rPr>
                 <w:b w:val="0"/>
                 <w:i w:val="0"/>
                 <w:color w:val="666666"/>
-                <w:sz w:val="17"/>
+                <w:sz w:val="18"/>
               </w:rPr>
               <w:t>PASO 1 · GESTIÓN DE DATOS · 00:03</w:t>
             </w:r>
           </w:p>
           <w:p>
             <w:pPr>
-              <w:spacing w:before="0" w:after="20" w:line="312" w:lineRule="exact"/>
+              <w:spacing w:before="0" w:after="20" w:line="360" w:lineRule="exact"/>
             </w:pPr>
             <w:r>
               <w:rPr>
                 <w:b/>
                 <w:i w:val="0"/>
                 <w:color w:val="111111"/>
-                <w:sz w:val="26"/>
+                <w:sz w:val="30"/>
               </w:rPr>
               <w:t>No detener la transferencia accidentalmente</w:t>
             </w:r>
           </w:p>
           <w:p>
             <w:pPr>
-              <w:spacing w:before="0" w:after="0" w:line="252" w:lineRule="exact"/>
+              <w:spacing w:before="0" w:after="0" w:line="276" w:lineRule="exact"/>
             </w:pPr>
             <w:r>
               <w:rPr>
                 <w:b w:val="0"/>
                 <w:i w:val="0"/>
                 <w:color w:val="222222"/>
-                <w:sz w:val="21"/>
+                <w:sz w:val="23"/>
               </w:rPr>
               <w:t>El instructor aconseja no hacer clic en el boton del contador de transferencias activas (marcado con 2 en pantalla), a menos que haya un problema, ya que de lo contrario se detendra el proceso y se pondra en espera (Hold).</w:t>
             </w:r>
           </w:p>
         </w:tc>
       </w:tr>
+    </w:tbl>
+    <w:p>
+      <w:pPr>
+        <w:sectPr>
+          <w:pgSz w:w="16838" w:h="11906" w:orient="landscape"/>
+          <w:pgMar w:top="567" w:right="567" w:bottom="567" w:left="567" w:header="283" w:footer="283" w:gutter="0"/>
+          <w:cols w:space="720"/>
+          <w:docGrid w:linePitch="360"/>
+        </w:sectPr>
+      </w:pPr>
+    </w:p>
+    <w:p>
+      <w:pPr>
+        <w:pageBreakBefore w:val="0"/>
+        <w:pBdr>
+          <w:bottom w:val="single" w:sz="4" w:space="2" w:color="BBBBBB"/>
+        </w:pBdr>
+        <w:tabs>
+          <w:tab w:pos="15704" w:val="right"/>
+        </w:tabs>
+        <w:spacing w:before="0" w:after="80" w:line="192" w:lineRule="exact"/>
+      </w:pPr>
+      <w:r>
+        <w:rPr>
+          <w:b w:val="0"/>
+          <w:i w:val="0"/>
+          <w:color w:val="666666"/>
+          <w:sz w:val="16"/>
+        </w:rPr>
+        <w:t>Gestión de reconstrucciones y escaneo en tomógrafo Canon</w:t>
+      </w:r>
+      <w:r>
+        <w:rPr>
+          <w:b w:val="0"/>
+          <w:i w:val="0"/>
+          <w:color w:val="666666"/>
+          <w:sz w:val="16"/>
+        </w:rPr>
+        <w:tab/>
+        <w:t>Paso 2 de 9</w:t>
+      </w:r>
+    </w:p>
+    <w:tbl>
+      <w:tblPr>
+        <w:tblW w:type="auto" w:w="0"/>
+        <w:jc w:val="center"/>
+        <w:tblLayout w:type="fixed"/>
+        <w:tblCellMar>
+          <w:top w:w="28" w:type="dxa"/>
+          <w:left w:w="85" w:type="dxa"/>
+          <w:bottom w:w="0" w:type="dxa"/>
+          <w:right w:w="85" w:type="dxa"/>
+        </w:tblCellMar>
+        <w:tblLook w:firstColumn="1" w:firstRow="1" w:lastColumn="0" w:lastRow="0" w:noHBand="0" w:noVBand="1" w:val="04A0"/>
+      </w:tblPr>
+      <w:tblGrid>
+        <w:gridCol w:w="15704"/>
+      </w:tblGrid>
       <w:tr>
         <w:trPr>
-          <w:trHeight w:val="7427" w:hRule="exact"/>
+          <w:trHeight w:val="10148" w:hRule="exact"/>
         </w:trPr>
         <w:tc>
           <w:tcPr>
-            <w:tcW w:type="dxa" w:w="10772"/>
+            <w:tcW w:type="dxa" w:w="15704"/>
             <w:vAlign w:val="top"/>
           </w:tcPr>
           <w:p>
@@ -960,7 +1030,7 @@
               </w:rPr>
               <w:drawing>
                 <wp:inline xmlns:a="http://schemas.openxmlformats.org/drawingml/2006/main" xmlns:pic="http://schemas.openxmlformats.org/drawingml/2006/picture">
-                  <wp:extent cx="6667697" cy="3750580"/>
+                  <wp:extent cx="9279111" cy="5219500"/>
                   <wp:docPr id="2" name="Picture 2"/>
                   <wp:cNvGraphicFramePr>
                     <a:graphicFrameLocks noChangeAspect="1"/>
@@ -981,7 +1051,7 @@
                         <pic:spPr>
                           <a:xfrm>
                             <a:off x="0" y="0"/>
-                            <a:ext cx="6667697" cy="3750580"/>
+                            <a:ext cx="9279111" cy="5219500"/>
                           </a:xfrm>
                           <a:prstGeom prst="rect"/>
                         </pic:spPr>
@@ -994,42 +1064,42 @@
           </w:p>
           <w:p>
             <w:pPr>
-              <w:spacing w:before="0" w:after="20" w:line="204" w:lineRule="exact"/>
+              <w:spacing w:before="0" w:after="20" w:line="216" w:lineRule="exact"/>
             </w:pPr>
             <w:r>
               <w:rPr>
                 <w:b w:val="0"/>
                 <w:i w:val="0"/>
                 <w:color w:val="666666"/>
-                <w:sz w:val="17"/>
+                <w:sz w:val="18"/>
               </w:rPr>
               <w:t>PASO 2 · GESTIÓN DE DATOS · 00:25</w:t>
             </w:r>
           </w:p>
           <w:p>
             <w:pPr>
-              <w:spacing w:before="0" w:after="20" w:line="312" w:lineRule="exact"/>
+              <w:spacing w:before="0" w:after="20" w:line="360" w:lineRule="exact"/>
             </w:pPr>
             <w:r>
               <w:rPr>
                 <w:b/>
                 <w:i w:val="0"/>
                 <w:color w:val="111111"/>
-                <w:sz w:val="26"/>
+                <w:sz w:val="30"/>
               </w:rPr>
               <w:t>Verificar el estado de las transferencias</w:t>
             </w:r>
           </w:p>
           <w:p>
             <w:pPr>
-              <w:spacing w:before="0" w:after="0" w:line="252" w:lineRule="exact"/>
+              <w:spacing w:before="0" w:after="0" w:line="276" w:lineRule="exact"/>
             </w:pPr>
             <w:r>
               <w:rPr>
                 <w:b w:val="0"/>
                 <w:i w:val="0"/>
                 <w:color w:val="222222"/>
-                <w:sz w:val="21"/>
+                <w:sz w:val="23"/>
               </w:rPr>
               <w:t>Hacer clic en el boton de transferencia (icono de tres pantallas conectadas) en el menu de utilidades de la izquierda para visualizar el listado de envios, confirmando si estan COMPLETE o ACTIVE.</w:t>
             </w:r>
@@ -1039,12 +1109,22 @@
     </w:tbl>
     <w:p>
       <w:pPr>
-        <w:pageBreakBefore/>
+        <w:sectPr>
+          <w:pgSz w:w="16838" w:h="11906" w:orient="landscape"/>
+          <w:pgMar w:top="567" w:right="567" w:bottom="567" w:left="567" w:header="283" w:footer="283" w:gutter="0"/>
+          <w:cols w:space="720"/>
+          <w:docGrid w:linePitch="360"/>
+        </w:sectPr>
+      </w:pPr>
+    </w:p>
+    <w:p>
+      <w:pPr>
+        <w:pageBreakBefore w:val="0"/>
         <w:pBdr>
           <w:bottom w:val="single" w:sz="4" w:space="2" w:color="BBBBBB"/>
         </w:pBdr>
         <w:tabs>
-          <w:tab w:pos="10772" w:val="right"/>
+          <w:tab w:pos="15704" w:val="right"/>
         </w:tabs>
         <w:spacing w:before="0" w:after="80" w:line="192" w:lineRule="exact"/>
       </w:pPr>
@@ -1065,7 +1145,7 @@
           <w:sz w:val="16"/>
         </w:rPr>
         <w:tab/>
-        <w:t>Pasos 3–4 de 9</w:t>
+        <w:t>Paso 3 de 9</w:t>
       </w:r>
     </w:p>
     <w:tbl>
@@ -1082,15 +1162,15 @@
         <w:tblLook w:firstColumn="1" w:firstRow="1" w:lastColumn="0" w:lastRow="0" w:noHBand="0" w:noVBand="1" w:val="04A0"/>
       </w:tblPr>
       <w:tblGrid>
-        <w:gridCol w:w="10772"/>
+        <w:gridCol w:w="15704"/>
       </w:tblGrid>
       <w:tr>
         <w:trPr>
-          <w:trHeight w:val="7427" w:hRule="exact"/>
+          <w:trHeight w:val="10148" w:hRule="exact"/>
         </w:trPr>
         <w:tc>
           <w:tcPr>
-            <w:tcW w:type="dxa" w:w="10772"/>
+            <w:tcW w:type="dxa" w:w="15704"/>
             <w:vAlign w:val="top"/>
           </w:tcPr>
           <w:p>
@@ -1107,7 +1187,7 @@
               </w:rPr>
               <w:drawing>
                 <wp:inline xmlns:a="http://schemas.openxmlformats.org/drawingml/2006/main" xmlns:pic="http://schemas.openxmlformats.org/drawingml/2006/picture">
-                  <wp:extent cx="6667697" cy="3750580"/>
+                  <wp:extent cx="9279111" cy="5219500"/>
                   <wp:docPr id="3" name="Picture 3"/>
                   <wp:cNvGraphicFramePr>
                     <a:graphicFrameLocks noChangeAspect="1"/>
@@ -1128,7 +1208,7 @@
                         <pic:spPr>
                           <a:xfrm>
                             <a:off x="0" y="0"/>
-                            <a:ext cx="6667697" cy="3750580"/>
+                            <a:ext cx="9279111" cy="5219500"/>
                           </a:xfrm>
                           <a:prstGeom prst="rect"/>
                         </pic:spPr>
@@ -1141,55 +1221,113 @@
           </w:p>
           <w:p>
             <w:pPr>
-              <w:spacing w:before="0" w:after="20" w:line="204" w:lineRule="exact"/>
+              <w:spacing w:before="0" w:after="20" w:line="216" w:lineRule="exact"/>
             </w:pPr>
             <w:r>
               <w:rPr>
                 <w:b w:val="0"/>
                 <w:i w:val="0"/>
                 <w:color w:val="666666"/>
-                <w:sz w:val="17"/>
+                <w:sz w:val="18"/>
               </w:rPr>
               <w:t>PASO 3 · GESTIÓN DE DATOS · 00:36</w:t>
             </w:r>
           </w:p>
           <w:p>
             <w:pPr>
-              <w:spacing w:before="0" w:after="20" w:line="312" w:lineRule="exact"/>
+              <w:spacing w:before="0" w:after="20" w:line="360" w:lineRule="exact"/>
             </w:pPr>
             <w:r>
               <w:rPr>
                 <w:b/>
                 <w:i w:val="0"/>
                 <w:color w:val="111111"/>
-                <w:sz w:val="26"/>
+                <w:sz w:val="30"/>
               </w:rPr>
               <w:t>Reiniciar un envio de imagenes</w:t>
             </w:r>
           </w:p>
           <w:p>
             <w:pPr>
-              <w:spacing w:before="0" w:after="0" w:line="252" w:lineRule="exact"/>
+              <w:spacing w:before="0" w:after="0" w:line="276" w:lineRule="exact"/>
             </w:pPr>
             <w:r>
               <w:rPr>
                 <w:b w:val="0"/>
                 <w:i w:val="0"/>
                 <w:color w:val="222222"/>
-                <w:sz w:val="21"/>
+                <w:sz w:val="23"/>
               </w:rPr>
               <w:t>Si un envio se interrumpe, se puede seleccionar la fila correspondiente en la lista de comandos y hacer clic en el boton 'Restart' para reiniciar el envio al PACS o destino deseado.</w:t>
             </w:r>
           </w:p>
         </w:tc>
       </w:tr>
+    </w:tbl>
+    <w:p>
+      <w:pPr>
+        <w:sectPr>
+          <w:pgSz w:w="16838" w:h="11906" w:orient="landscape"/>
+          <w:pgMar w:top="567" w:right="567" w:bottom="567" w:left="567" w:header="283" w:footer="283" w:gutter="0"/>
+          <w:cols w:space="720"/>
+          <w:docGrid w:linePitch="360"/>
+        </w:sectPr>
+      </w:pPr>
+    </w:p>
+    <w:p>
+      <w:pPr>
+        <w:pageBreakBefore w:val="0"/>
+        <w:pBdr>
+          <w:bottom w:val="single" w:sz="4" w:space="2" w:color="BBBBBB"/>
+        </w:pBdr>
+        <w:tabs>
+          <w:tab w:pos="15704" w:val="right"/>
+        </w:tabs>
+        <w:spacing w:before="0" w:after="80" w:line="192" w:lineRule="exact"/>
+      </w:pPr>
+      <w:r>
+        <w:rPr>
+          <w:b w:val="0"/>
+          <w:i w:val="0"/>
+          <w:color w:val="666666"/>
+          <w:sz w:val="16"/>
+        </w:rPr>
+        <w:t>Gestión de reconstrucciones y escaneo en tomógrafo Canon</w:t>
+      </w:r>
+      <w:r>
+        <w:rPr>
+          <w:b w:val="0"/>
+          <w:i w:val="0"/>
+          <w:color w:val="666666"/>
+          <w:sz w:val="16"/>
+        </w:rPr>
+        <w:tab/>
+        <w:t>Paso 4 de 9</w:t>
+      </w:r>
+    </w:p>
+    <w:tbl>
+      <w:tblPr>
+        <w:tblW w:type="auto" w:w="0"/>
+        <w:jc w:val="center"/>
+        <w:tblLayout w:type="fixed"/>
+        <w:tblCellMar>
+          <w:top w:w="28" w:type="dxa"/>
+          <w:left w:w="85" w:type="dxa"/>
+          <w:bottom w:w="0" w:type="dxa"/>
+          <w:right w:w="85" w:type="dxa"/>
+        </w:tblCellMar>
+        <w:tblLook w:firstColumn="1" w:firstRow="1" w:lastColumn="0" w:lastRow="0" w:noHBand="0" w:noVBand="1" w:val="04A0"/>
+      </w:tblPr>
+      <w:tblGrid>
+        <w:gridCol w:w="15704"/>
+      </w:tblGrid>
       <w:tr>
         <w:trPr>
-          <w:trHeight w:val="7427" w:hRule="exact"/>
+          <w:trHeight w:val="10148" w:hRule="exact"/>
         </w:trPr>
         <w:tc>
           <w:tcPr>
-            <w:tcW w:type="dxa" w:w="10772"/>
+            <w:tcW w:type="dxa" w:w="15704"/>
             <w:vAlign w:val="top"/>
           </w:tcPr>
           <w:p>
@@ -1206,7 +1344,7 @@
               </w:rPr>
               <w:drawing>
                 <wp:inline xmlns:a="http://schemas.openxmlformats.org/drawingml/2006/main" xmlns:pic="http://schemas.openxmlformats.org/drawingml/2006/picture">
-                  <wp:extent cx="6667697" cy="3750580"/>
+                  <wp:extent cx="9279111" cy="5219500"/>
                   <wp:docPr id="4" name="Picture 4"/>
                   <wp:cNvGraphicFramePr>
                     <a:graphicFrameLocks noChangeAspect="1"/>
@@ -1227,7 +1365,7 @@
                         <pic:spPr>
                           <a:xfrm>
                             <a:off x="0" y="0"/>
-                            <a:ext cx="6667697" cy="3750580"/>
+                            <a:ext cx="9279111" cy="5219500"/>
                           </a:xfrm>
                           <a:prstGeom prst="rect"/>
                         </pic:spPr>
@@ -1240,42 +1378,42 @@
           </w:p>
           <w:p>
             <w:pPr>
-              <w:spacing w:before="0" w:after="20" w:line="204" w:lineRule="exact"/>
+              <w:spacing w:before="0" w:after="20" w:line="216" w:lineRule="exact"/>
             </w:pPr>
             <w:r>
               <w:rPr>
                 <w:b w:val="0"/>
                 <w:i w:val="0"/>
                 <w:color w:val="666666"/>
-                <w:sz w:val="17"/>
+                <w:sz w:val="18"/>
               </w:rPr>
               <w:t>PASO 4 · GESTIÓN DE DATOS · 01:03</w:t>
             </w:r>
           </w:p>
           <w:p>
             <w:pPr>
-              <w:spacing w:before="0" w:after="20" w:line="312" w:lineRule="exact"/>
+              <w:spacing w:before="0" w:after="20" w:line="360" w:lineRule="exact"/>
             </w:pPr>
             <w:r>
               <w:rPr>
                 <w:b/>
                 <w:i w:val="0"/>
                 <w:color w:val="111111"/>
-                <w:sz w:val="26"/>
+                <w:sz w:val="30"/>
               </w:rPr>
               <w:t>Evitar detener la reconstruccion de imagenes</w:t>
             </w:r>
           </w:p>
           <w:p>
             <w:pPr>
-              <w:spacing w:before="0" w:after="0" w:line="252" w:lineRule="exact"/>
+              <w:spacing w:before="0" w:after="0" w:line="276" w:lineRule="exact"/>
             </w:pPr>
             <w:r>
               <w:rPr>
                 <w:b w:val="0"/>
                 <w:i w:val="0"/>
                 <w:color w:val="222222"/>
-                <w:sz w:val="21"/>
+                <w:sz w:val="23"/>
               </w:rPr>
               <w:t>Al hacer clic en la fila de reconstruccion (marcada con 0) se pausara el proceso automatico del equipo; se aconseja dejar que termine de forma fluida dado que es un proceso rapido.</w:t>
             </w:r>
@@ -1285,12 +1423,22 @@
     </w:tbl>
     <w:p>
       <w:pPr>
-        <w:pageBreakBefore/>
+        <w:sectPr>
+          <w:pgSz w:w="16838" w:h="11906" w:orient="landscape"/>
+          <w:pgMar w:top="567" w:right="567" w:bottom="567" w:left="567" w:header="283" w:footer="283" w:gutter="0"/>
+          <w:cols w:space="720"/>
+          <w:docGrid w:linePitch="360"/>
+        </w:sectPr>
+      </w:pPr>
+    </w:p>
+    <w:p>
+      <w:pPr>
+        <w:pageBreakBefore w:val="0"/>
         <w:pBdr>
           <w:bottom w:val="single" w:sz="4" w:space="2" w:color="BBBBBB"/>
         </w:pBdr>
         <w:tabs>
-          <w:tab w:pos="10772" w:val="right"/>
+          <w:tab w:pos="15704" w:val="right"/>
         </w:tabs>
         <w:spacing w:before="0" w:after="80" w:line="192" w:lineRule="exact"/>
       </w:pPr>
@@ -1311,7 +1459,7 @@
           <w:sz w:val="16"/>
         </w:rPr>
         <w:tab/>
-        <w:t>Pasos 5–6 de 9</w:t>
+        <w:t>Paso 5 de 9</w:t>
       </w:r>
     </w:p>
     <w:tbl>
@@ -1328,15 +1476,15 @@
         <w:tblLook w:firstColumn="1" w:firstRow="1" w:lastColumn="0" w:lastRow="0" w:noHBand="0" w:noVBand="1" w:val="04A0"/>
       </w:tblPr>
       <w:tblGrid>
-        <w:gridCol w:w="10772"/>
+        <w:gridCol w:w="15704"/>
       </w:tblGrid>
       <w:tr>
         <w:trPr>
-          <w:trHeight w:val="7427" w:hRule="exact"/>
+          <w:trHeight w:val="10148" w:hRule="exact"/>
         </w:trPr>
         <w:tc>
           <w:tcPr>
-            <w:tcW w:type="dxa" w:w="10772"/>
+            <w:tcW w:type="dxa" w:w="15704"/>
             <w:vAlign w:val="top"/>
           </w:tcPr>
           <w:p>
@@ -1353,7 +1501,7 @@
               </w:rPr>
               <w:drawing>
                 <wp:inline xmlns:a="http://schemas.openxmlformats.org/drawingml/2006/main" xmlns:pic="http://schemas.openxmlformats.org/drawingml/2006/picture">
-                  <wp:extent cx="6667697" cy="3750580"/>
+                  <wp:extent cx="9279111" cy="5219500"/>
                   <wp:docPr id="5" name="Picture 5"/>
                   <wp:cNvGraphicFramePr>
                     <a:graphicFrameLocks noChangeAspect="1"/>
@@ -1374,7 +1522,7 @@
                         <pic:spPr>
                           <a:xfrm>
                             <a:off x="0" y="0"/>
-                            <a:ext cx="6667697" cy="3750580"/>
+                            <a:ext cx="9279111" cy="5219500"/>
                           </a:xfrm>
                           <a:prstGeom prst="rect"/>
                         </pic:spPr>
@@ -1387,55 +1535,113 @@
           </w:p>
           <w:p>
             <w:pPr>
-              <w:spacing w:before="0" w:after="20" w:line="204" w:lineRule="exact"/>
+              <w:spacing w:before="0" w:after="20" w:line="216" w:lineRule="exact"/>
             </w:pPr>
             <w:r>
               <w:rPr>
                 <w:b w:val="0"/>
                 <w:i w:val="0"/>
                 <w:color w:val="666666"/>
-                <w:sz w:val="17"/>
+                <w:sz w:val="18"/>
               </w:rPr>
               <w:t>PASO 5 · SEGURIDAD Y SISTEMA · 01:41</w:t>
             </w:r>
           </w:p>
           <w:p>
             <w:pPr>
-              <w:spacing w:before="0" w:after="20" w:line="312" w:lineRule="exact"/>
+              <w:spacing w:before="0" w:after="20" w:line="360" w:lineRule="exact"/>
             </w:pPr>
             <w:r>
               <w:rPr>
                 <w:b/>
                 <w:i w:val="0"/>
                 <w:color w:val="111111"/>
-                <w:sz w:val="26"/>
+                <w:sz w:val="30"/>
               </w:rPr>
               <w:t>Monitorear la temperatura del tubo</w:t>
             </w:r>
           </w:p>
           <w:p>
             <w:pPr>
-              <w:spacing w:before="0" w:after="0" w:line="252" w:lineRule="exact"/>
+              <w:spacing w:before="0" w:after="0" w:line="276" w:lineRule="exact"/>
             </w:pPr>
             <w:r>
               <w:rPr>
                 <w:b w:val="0"/>
                 <w:i w:val="0"/>
                 <w:color w:val="222222"/>
-                <w:sz w:val="21"/>
+                <w:sz w:val="23"/>
               </w:rPr>
               <w:t>Se muestra el indicador 'Tube(OLP)' que indica el porcentaje termico del tubo (actualmente en 13% en pantalla); este valor ayuda a prever tiempos de espera entre adquisiciones exigentes.</w:t>
             </w:r>
           </w:p>
         </w:tc>
       </w:tr>
+    </w:tbl>
+    <w:p>
+      <w:pPr>
+        <w:sectPr>
+          <w:pgSz w:w="16838" w:h="11906" w:orient="landscape"/>
+          <w:pgMar w:top="567" w:right="567" w:bottom="567" w:left="567" w:header="283" w:footer="283" w:gutter="0"/>
+          <w:cols w:space="720"/>
+          <w:docGrid w:linePitch="360"/>
+        </w:sectPr>
+      </w:pPr>
+    </w:p>
+    <w:p>
+      <w:pPr>
+        <w:pageBreakBefore w:val="0"/>
+        <w:pBdr>
+          <w:bottom w:val="single" w:sz="4" w:space="2" w:color="BBBBBB"/>
+        </w:pBdr>
+        <w:tabs>
+          <w:tab w:pos="15704" w:val="right"/>
+        </w:tabs>
+        <w:spacing w:before="0" w:after="80" w:line="192" w:lineRule="exact"/>
+      </w:pPr>
+      <w:r>
+        <w:rPr>
+          <w:b w:val="0"/>
+          <w:i w:val="0"/>
+          <w:color w:val="666666"/>
+          <w:sz w:val="16"/>
+        </w:rPr>
+        <w:t>Gestión de reconstrucciones y escaneo en tomógrafo Canon</w:t>
+      </w:r>
+      <w:r>
+        <w:rPr>
+          <w:b w:val="0"/>
+          <w:i w:val="0"/>
+          <w:color w:val="666666"/>
+          <w:sz w:val="16"/>
+        </w:rPr>
+        <w:tab/>
+        <w:t>Paso 6 de 9</w:t>
+      </w:r>
+    </w:p>
+    <w:tbl>
+      <w:tblPr>
+        <w:tblW w:type="auto" w:w="0"/>
+        <w:jc w:val="center"/>
+        <w:tblLayout w:type="fixed"/>
+        <w:tblCellMar>
+          <w:top w:w="28" w:type="dxa"/>
+          <w:left w:w="85" w:type="dxa"/>
+          <w:bottom w:w="0" w:type="dxa"/>
+          <w:right w:w="85" w:type="dxa"/>
+        </w:tblCellMar>
+        <w:tblLook w:firstColumn="1" w:firstRow="1" w:lastColumn="0" w:lastRow="0" w:noHBand="0" w:noVBand="1" w:val="04A0"/>
+      </w:tblPr>
+      <w:tblGrid>
+        <w:gridCol w:w="15704"/>
+      </w:tblGrid>
       <w:tr>
         <w:trPr>
-          <w:trHeight w:val="7427" w:hRule="exact"/>
+          <w:trHeight w:val="10148" w:hRule="exact"/>
         </w:trPr>
         <w:tc>
           <w:tcPr>
-            <w:tcW w:type="dxa" w:w="10772"/>
+            <w:tcW w:type="dxa" w:w="15704"/>
             <w:vAlign w:val="top"/>
           </w:tcPr>
           <w:p>
@@ -1452,7 +1658,7 @@
               </w:rPr>
               <w:drawing>
                 <wp:inline xmlns:a="http://schemas.openxmlformats.org/drawingml/2006/main" xmlns:pic="http://schemas.openxmlformats.org/drawingml/2006/picture">
-                  <wp:extent cx="6667697" cy="3750580"/>
+                  <wp:extent cx="9279111" cy="5219500"/>
                   <wp:docPr id="6" name="Picture 6"/>
                   <wp:cNvGraphicFramePr>
                     <a:graphicFrameLocks noChangeAspect="1"/>
@@ -1473,7 +1679,7 @@
                         <pic:spPr>
                           <a:xfrm>
                             <a:off x="0" y="0"/>
-                            <a:ext cx="6667697" cy="3750580"/>
+                            <a:ext cx="9279111" cy="5219500"/>
                           </a:xfrm>
                           <a:prstGeom prst="rect"/>
                         </pic:spPr>
@@ -1486,42 +1692,42 @@
           </w:p>
           <w:p>
             <w:pPr>
-              <w:spacing w:before="0" w:after="20" w:line="204" w:lineRule="exact"/>
+              <w:spacing w:before="0" w:after="20" w:line="216" w:lineRule="exact"/>
             </w:pPr>
             <w:r>
               <w:rPr>
                 <w:b w:val="0"/>
                 <w:i w:val="0"/>
                 <w:color w:val="666666"/>
-                <w:sz w:val="17"/>
+                <w:sz w:val="18"/>
               </w:rPr>
               <w:t>PASO 6 · SEGURIDAD Y SISTEMA · 02:13</w:t>
             </w:r>
           </w:p>
           <w:p>
             <w:pPr>
-              <w:spacing w:before="0" w:after="20" w:line="312" w:lineRule="exact"/>
+              <w:spacing w:before="0" w:after="20" w:line="360" w:lineRule="exact"/>
             </w:pPr>
             <w:r>
               <w:rPr>
                 <w:b/>
                 <w:i w:val="0"/>
                 <w:color w:val="111111"/>
-                <w:sz w:val="26"/>
+                <w:sz w:val="30"/>
               </w:rPr>
               <w:t>Advertencia de enfriamiento automático</w:t>
             </w:r>
           </w:p>
           <w:p>
             <w:pPr>
-              <w:spacing w:before="0" w:after="0" w:line="252" w:lineRule="exact"/>
+              <w:spacing w:before="0" w:after="0" w:line="276" w:lineRule="exact"/>
             </w:pPr>
             <w:r>
               <w:rPr>
                 <w:b w:val="0"/>
                 <w:i w:val="0"/>
                 <w:color w:val="222222"/>
-                <w:sz w:val="21"/>
+                <w:sz w:val="23"/>
               </w:rPr>
               <w:t>El equipo no cortará un examen en curso, pero avisará antes de iniciar la adquisición si requiere un tiempo específico en segundos para enfriar el tubo según la planificación.</w:t>
             </w:r>
@@ -1531,12 +1737,22 @@
     </w:tbl>
     <w:p>
       <w:pPr>
-        <w:pageBreakBefore/>
+        <w:sectPr>
+          <w:pgSz w:w="16838" w:h="11906" w:orient="landscape"/>
+          <w:pgMar w:top="567" w:right="567" w:bottom="567" w:left="567" w:header="283" w:footer="283" w:gutter="0"/>
+          <w:cols w:space="720"/>
+          <w:docGrid w:linePitch="360"/>
+        </w:sectPr>
+      </w:pPr>
+    </w:p>
+    <w:p>
+      <w:pPr>
+        <w:pageBreakBefore w:val="0"/>
         <w:pBdr>
           <w:bottom w:val="single" w:sz="4" w:space="2" w:color="BBBBBB"/>
         </w:pBdr>
         <w:tabs>
-          <w:tab w:pos="10772" w:val="right"/>
+          <w:tab w:pos="15704" w:val="right"/>
         </w:tabs>
         <w:spacing w:before="0" w:after="80" w:line="192" w:lineRule="exact"/>
       </w:pPr>
@@ -1557,7 +1773,7 @@
           <w:sz w:val="16"/>
         </w:rPr>
         <w:tab/>
-        <w:t>Pasos 7–8 de 9</w:t>
+        <w:t>Paso 7 de 9</w:t>
       </w:r>
     </w:p>
     <w:tbl>
@@ -1574,15 +1790,15 @@
         <w:tblLook w:firstColumn="1" w:firstRow="1" w:lastColumn="0" w:lastRow="0" w:noHBand="0" w:noVBand="1" w:val="04A0"/>
       </w:tblPr>
       <w:tblGrid>
-        <w:gridCol w:w="10772"/>
+        <w:gridCol w:w="15704"/>
       </w:tblGrid>
       <w:tr>
         <w:trPr>
-          <w:trHeight w:val="7427" w:hRule="exact"/>
+          <w:trHeight w:val="10148" w:hRule="exact"/>
         </w:trPr>
         <w:tc>
           <w:tcPr>
-            <w:tcW w:type="dxa" w:w="10772"/>
+            <w:tcW w:type="dxa" w:w="15704"/>
             <w:vAlign w:val="top"/>
           </w:tcPr>
           <w:p>
@@ -1599,7 +1815,7 @@
               </w:rPr>
               <w:drawing>
                 <wp:inline xmlns:a="http://schemas.openxmlformats.org/drawingml/2006/main" xmlns:pic="http://schemas.openxmlformats.org/drawingml/2006/picture">
-                  <wp:extent cx="6667697" cy="3750580"/>
+                  <wp:extent cx="9279111" cy="5219500"/>
                   <wp:docPr id="7" name="Picture 7"/>
                   <wp:cNvGraphicFramePr>
                     <a:graphicFrameLocks noChangeAspect="1"/>
@@ -1620,7 +1836,7 @@
                         <pic:spPr>
                           <a:xfrm>
                             <a:off x="0" y="0"/>
-                            <a:ext cx="6667697" cy="3750580"/>
+                            <a:ext cx="9279111" cy="5219500"/>
                           </a:xfrm>
                           <a:prstGeom prst="rect"/>
                         </pic:spPr>
@@ -1633,55 +1849,113 @@
           </w:p>
           <w:p>
             <w:pPr>
-              <w:spacing w:before="0" w:after="20" w:line="204" w:lineRule="exact"/>
+              <w:spacing w:before="0" w:after="20" w:line="216" w:lineRule="exact"/>
             </w:pPr>
             <w:r>
               <w:rPr>
                 <w:b w:val="0"/>
                 <w:i w:val="0"/>
                 <w:color w:val="666666"/>
-                <w:sz w:val="17"/>
+                <w:sz w:val="18"/>
               </w:rPr>
               <w:t>PASO 7 · PLANIFICACIÓN DEL ESTUDIO · 03:45</w:t>
             </w:r>
           </w:p>
           <w:p>
             <w:pPr>
-              <w:spacing w:before="0" w:after="20" w:line="312" w:lineRule="exact"/>
+              <w:spacing w:before="0" w:after="20" w:line="360" w:lineRule="exact"/>
             </w:pPr>
             <w:r>
               <w:rPr>
                 <w:b/>
                 <w:i w:val="0"/>
                 <w:color w:val="111111"/>
-                <w:sz w:val="26"/>
+                <w:sz w:val="30"/>
               </w:rPr>
               <w:t>Iniciar registro rapido de emergencia</w:t>
             </w:r>
           </w:p>
           <w:p>
             <w:pPr>
-              <w:spacing w:before="0" w:after="0" w:line="252" w:lineRule="exact"/>
+              <w:spacing w:before="0" w:after="0" w:line="276" w:lineRule="exact"/>
             </w:pPr>
             <w:r>
               <w:rPr>
                 <w:b w:val="0"/>
                 <w:i w:val="0"/>
                 <w:color w:val="222222"/>
-                <w:sz w:val="21"/>
+                <w:sz w:val="23"/>
               </w:rPr>
               <w:t>Al presionar el boton 'Emergency', el sistema genera datos de paciente anonimos para comenzar la adquisicion de forma inmediata en situaciones criticas.</w:t>
             </w:r>
           </w:p>
         </w:tc>
       </w:tr>
+    </w:tbl>
+    <w:p>
+      <w:pPr>
+        <w:sectPr>
+          <w:pgSz w:w="16838" w:h="11906" w:orient="landscape"/>
+          <w:pgMar w:top="567" w:right="567" w:bottom="567" w:left="567" w:header="283" w:footer="283" w:gutter="0"/>
+          <w:cols w:space="720"/>
+          <w:docGrid w:linePitch="360"/>
+        </w:sectPr>
+      </w:pPr>
+    </w:p>
+    <w:p>
+      <w:pPr>
+        <w:pageBreakBefore w:val="0"/>
+        <w:pBdr>
+          <w:bottom w:val="single" w:sz="4" w:space="2" w:color="BBBBBB"/>
+        </w:pBdr>
+        <w:tabs>
+          <w:tab w:pos="15704" w:val="right"/>
+        </w:tabs>
+        <w:spacing w:before="0" w:after="80" w:line="192" w:lineRule="exact"/>
+      </w:pPr>
+      <w:r>
+        <w:rPr>
+          <w:b w:val="0"/>
+          <w:i w:val="0"/>
+          <w:color w:val="666666"/>
+          <w:sz w:val="16"/>
+        </w:rPr>
+        <w:t>Gestión de reconstrucciones y escaneo en tomógrafo Canon</w:t>
+      </w:r>
+      <w:r>
+        <w:rPr>
+          <w:b w:val="0"/>
+          <w:i w:val="0"/>
+          <w:color w:val="666666"/>
+          <w:sz w:val="16"/>
+        </w:rPr>
+        <w:tab/>
+        <w:t>Paso 8 de 9</w:t>
+      </w:r>
+    </w:p>
+    <w:tbl>
+      <w:tblPr>
+        <w:tblW w:type="auto" w:w="0"/>
+        <w:jc w:val="center"/>
+        <w:tblLayout w:type="fixed"/>
+        <w:tblCellMar>
+          <w:top w:w="28" w:type="dxa"/>
+          <w:left w:w="85" w:type="dxa"/>
+          <w:bottom w:w="0" w:type="dxa"/>
+          <w:right w:w="85" w:type="dxa"/>
+        </w:tblCellMar>
+        <w:tblLook w:firstColumn="1" w:firstRow="1" w:lastColumn="0" w:lastRow="0" w:noHBand="0" w:noVBand="1" w:val="04A0"/>
+      </w:tblPr>
+      <w:tblGrid>
+        <w:gridCol w:w="15704"/>
+      </w:tblGrid>
       <w:tr>
         <w:trPr>
-          <w:trHeight w:val="7427" w:hRule="exact"/>
+          <w:trHeight w:val="10148" w:hRule="exact"/>
         </w:trPr>
         <w:tc>
           <w:tcPr>
-            <w:tcW w:type="dxa" w:w="10772"/>
+            <w:tcW w:type="dxa" w:w="15704"/>
             <w:vAlign w:val="top"/>
           </w:tcPr>
           <w:p>
@@ -1698,7 +1972,7 @@
               </w:rPr>
               <w:drawing>
                 <wp:inline xmlns:a="http://schemas.openxmlformats.org/drawingml/2006/main" xmlns:pic="http://schemas.openxmlformats.org/drawingml/2006/picture">
-                  <wp:extent cx="6667697" cy="3750580"/>
+                  <wp:extent cx="9279111" cy="5219500"/>
                   <wp:docPr id="8" name="Picture 8"/>
                   <wp:cNvGraphicFramePr>
                     <a:graphicFrameLocks noChangeAspect="1"/>
@@ -1719,7 +1993,7 @@
                         <pic:spPr>
                           <a:xfrm>
                             <a:off x="0" y="0"/>
-                            <a:ext cx="6667697" cy="3750580"/>
+                            <a:ext cx="9279111" cy="5219500"/>
                           </a:xfrm>
                           <a:prstGeom prst="rect"/>
                         </pic:spPr>
@@ -1732,42 +2006,42 @@
           </w:p>
           <w:p>
             <w:pPr>
-              <w:spacing w:before="0" w:after="20" w:line="204" w:lineRule="exact"/>
+              <w:spacing w:before="0" w:after="20" w:line="216" w:lineRule="exact"/>
             </w:pPr>
             <w:r>
               <w:rPr>
                 <w:b w:val="0"/>
                 <w:i w:val="0"/>
                 <w:color w:val="666666"/>
-                <w:sz w:val="17"/>
+                <w:sz w:val="18"/>
               </w:rPr>
               <w:t>PASO 8 · PLANIFICACIÓN DEL ESTUDIO · 03:52</w:t>
             </w:r>
           </w:p>
           <w:p>
             <w:pPr>
-              <w:spacing w:before="0" w:after="20" w:line="312" w:lineRule="exact"/>
+              <w:spacing w:before="0" w:after="20" w:line="360" w:lineRule="exact"/>
             </w:pPr>
             <w:r>
               <w:rPr>
                 <w:b/>
                 <w:i w:val="0"/>
                 <w:color w:val="111111"/>
-                <w:sz w:val="26"/>
+                <w:sz w:val="30"/>
               </w:rPr>
               <w:t>Seleccionar protocolo por anatomia</w:t>
             </w:r>
           </w:p>
           <w:p>
             <w:pPr>
-              <w:spacing w:before="0" w:after="0" w:line="252" w:lineRule="exact"/>
+              <w:spacing w:before="0" w:after="0" w:line="276" w:lineRule="exact"/>
             </w:pPr>
             <w:r>
               <w:rPr>
                 <w:b w:val="0"/>
                 <w:i w:val="0"/>
                 <w:color w:val="222222"/>
-                <w:sz w:val="21"/>
+                <w:sz w:val="23"/>
               </w:rPr>
               <w:t>Al seleccionar una zona del maniqui interactivo (como el cuello/hombros), se despliegan los protocolos correspondientes en la seccion derecha, por ejemplo, 'RTP Head and Neck'.</w:t>
             </w:r>
@@ -1777,12 +2051,22 @@
     </w:tbl>
     <w:p>
       <w:pPr>
-        <w:pageBreakBefore/>
+        <w:sectPr>
+          <w:pgSz w:w="16838" w:h="11906" w:orient="landscape"/>
+          <w:pgMar w:top="567" w:right="567" w:bottom="567" w:left="567" w:header="283" w:footer="283" w:gutter="0"/>
+          <w:cols w:space="720"/>
+          <w:docGrid w:linePitch="360"/>
+        </w:sectPr>
+      </w:pPr>
+    </w:p>
+    <w:p>
+      <w:pPr>
+        <w:pageBreakBefore w:val="0"/>
         <w:pBdr>
           <w:bottom w:val="single" w:sz="4" w:space="2" w:color="BBBBBB"/>
         </w:pBdr>
         <w:tabs>
-          <w:tab w:pos="10772" w:val="right"/>
+          <w:tab w:pos="15704" w:val="right"/>
         </w:tabs>
         <w:spacing w:before="0" w:after="80" w:line="192" w:lineRule="exact"/>
       </w:pPr>
@@ -1820,15 +2104,15 @@
         <w:tblLook w:firstColumn="1" w:firstRow="1" w:lastColumn="0" w:lastRow="0" w:noHBand="0" w:noVBand="1" w:val="04A0"/>
       </w:tblPr>
       <w:tblGrid>
-        <w:gridCol w:w="10772"/>
+        <w:gridCol w:w="15704"/>
       </w:tblGrid>
       <w:tr>
         <w:trPr>
-          <w:trHeight w:val="7427" w:hRule="exact"/>
+          <w:trHeight w:val="10148" w:hRule="exact"/>
         </w:trPr>
         <w:tc>
           <w:tcPr>
-            <w:tcW w:type="dxa" w:w="10772"/>
+            <w:tcW w:type="dxa" w:w="15704"/>
             <w:vAlign w:val="top"/>
           </w:tcPr>
           <w:p>
@@ -1845,7 +2129,7 @@
               </w:rPr>
               <w:drawing>
                 <wp:inline xmlns:a="http://schemas.openxmlformats.org/drawingml/2006/main" xmlns:pic="http://schemas.openxmlformats.org/drawingml/2006/picture">
-                  <wp:extent cx="6667697" cy="3750580"/>
+                  <wp:extent cx="9279111" cy="5219500"/>
                   <wp:docPr id="9" name="Picture 9"/>
                   <wp:cNvGraphicFramePr>
                     <a:graphicFrameLocks noChangeAspect="1"/>
@@ -1866,7 +2150,7 @@
                         <pic:spPr>
                           <a:xfrm>
                             <a:off x="0" y="0"/>
-                            <a:ext cx="6667697" cy="3750580"/>
+                            <a:ext cx="9279111" cy="5219500"/>
                           </a:xfrm>
                           <a:prstGeom prst="rect"/>
                         </pic:spPr>
@@ -1879,64 +2163,62 @@
           </w:p>
           <w:p>
             <w:pPr>
-              <w:spacing w:before="0" w:after="20" w:line="204" w:lineRule="exact"/>
+              <w:spacing w:before="0" w:after="20" w:line="216" w:lineRule="exact"/>
             </w:pPr>
             <w:r>
               <w:rPr>
                 <w:b w:val="0"/>
                 <w:i w:val="0"/>
                 <w:color w:val="666666"/>
-                <w:sz w:val="17"/>
+                <w:sz w:val="18"/>
               </w:rPr>
               <w:t>PASO 9 · PLANIFICACIÓN DEL ESTUDIO · 04:10</w:t>
             </w:r>
           </w:p>
           <w:p>
             <w:pPr>
-              <w:spacing w:before="0" w:after="20" w:line="312" w:lineRule="exact"/>
+              <w:spacing w:before="0" w:after="20" w:line="360" w:lineRule="exact"/>
             </w:pPr>
             <w:r>
               <w:rPr>
                 <w:b/>
                 <w:i w:val="0"/>
                 <w:color w:val="111111"/>
-                <w:sz w:val="26"/>
+                <w:sz w:val="30"/>
               </w:rPr>
               <w:t>Cargar paciente desde el servidor</w:t>
             </w:r>
           </w:p>
           <w:p>
             <w:pPr>
-              <w:spacing w:before="0" w:after="0" w:line="252" w:lineRule="exact"/>
+              <w:spacing w:before="0" w:after="0" w:line="276" w:lineRule="exact"/>
             </w:pPr>
             <w:r>
               <w:rPr>
                 <w:b w:val="0"/>
                 <w:i w:val="0"/>
                 <w:color w:val="222222"/>
-                <w:sz w:val="21"/>
+                <w:sz w:val="23"/>
               </w:rPr>
               <w:t>Para evitar la digitacion manual, presionar el boton 'Appoint' para desplegar la opcion 'From serv.' (en pantalla se lee 'From serv.') y asi importar la lista de trabajo del hospital.</w:t>
             </w:r>
           </w:p>
         </w:tc>
       </w:tr>
-      <w:tr>
-        <w:trPr>
-          <w:trHeight w:val="7427" w:hRule="exact"/>
-        </w:trPr>
-        <w:tc>
-          <w:tcPr>
-            <w:tcW w:type="dxa" w:w="10772"/>
-            <w:vAlign w:val="top"/>
-          </w:tcPr>
-          <w:p/>
-        </w:tc>
-      </w:tr>
     </w:tbl>
     <w:p>
       <w:pPr>
-        <w:pageBreakBefore/>
+        <w:sectPr>
+          <w:pgSz w:w="16838" w:h="11906" w:orient="landscape"/>
+          <w:pgMar w:top="567" w:right="567" w:bottom="567" w:left="567" w:header="283" w:footer="283" w:gutter="0"/>
+          <w:cols w:space="720"/>
+          <w:docGrid w:linePitch="360"/>
+        </w:sectPr>
+      </w:pPr>
+    </w:p>
+    <w:p>
+      <w:pPr>
+        <w:pageBreakBefore w:val="0"/>
         <w:pBdr>
           <w:bottom w:val="single" w:sz="4" w:space="2" w:color="BBBBBB"/>
         </w:pBdr>
@@ -2664,11 +2946,9 @@
       </w:r>
     </w:p>
     <w:sectPr>
-      <w:footerReference w:type="default" r:id="rId9"/>
       <w:pgSz w:w="11906" w:h="16838"/>
       <w:pgMar w:top="567" w:right="567" w:bottom="567" w:left="567" w:header="283" w:footer="283" w:gutter="0"/>
       <w:cols w:space="720"/>
-      <w:titlePg/>
       <w:docGrid w:linePitch="360"/>
     </w:sectPr>
   </w:body>
